--- a/Documents/Meeting Minutes with Hobbs Client/12-08-2013 Hobbs Client Meeting - 1.docx
+++ b/Documents/Meeting Minutes with Hobbs Client/12-08-2013 Hobbs Client Meeting - 1.docx
@@ -28,6 +28,8 @@
                 <w:color w:val="auto"/>
               </w:rPr>
             </w:pPr>
+            <w:bookmarkStart w:id="0" w:name="_GoBack"/>
+            <w:bookmarkEnd w:id="0"/>
             <w:r>
               <w:rPr>
                 <w:noProof/>
@@ -210,7 +212,15 @@
                 <w:color w:val="auto"/>
                 <w:sz w:val="24"/>
               </w:rPr>
-              <w:t xml:space="preserve">Presents: </w:t>
+              <w:t>Present</w:t>
+            </w:r>
+            <w:r>
+              <w:rPr>
+                <w:rFonts w:asciiTheme="minorHAnsi" w:hAnsiTheme="minorHAnsi"/>
+                <w:color w:val="auto"/>
+                <w:sz w:val="24"/>
+              </w:rPr>
+              <w:t xml:space="preserve">: </w:t>
             </w:r>
             <w:proofErr w:type="spellStart"/>
             <w:r>
@@ -861,7 +871,6 @@
           <w:color w:val="auto"/>
         </w:rPr>
       </w:pPr>
-      <w:bookmarkStart w:id="0" w:name="_GoBack"/>
     </w:p>
     <w:p>
       <w:pPr>
@@ -1064,11 +1073,11 @@
         </w:rPr>
         <w:br/>
       </w:r>
-      <w:bookmarkEnd w:id="0"/>
     </w:p>
     <w:p/>
     <w:sectPr>
       <w:headerReference w:type="default" r:id="rId9"/>
+      <w:footerReference w:type="default" r:id="rId10"/>
       <w:pgSz w:w="11906" w:h="16838"/>
       <w:pgMar w:top="1440" w:right="1440" w:bottom="1440" w:left="1440" w:header="708" w:footer="708" w:gutter="0"/>
       <w:pgBorders w:offsetFrom="page">
@@ -1107,6 +1116,59 @@
     </w:p>
   </w:endnote>
 </w:endnotes>
+</file>
+
+<file path=word/footer1.xml><?xml version="1.0" encoding="utf-8"?>
+<w:ftr xmlns:wpc="http://schemas.microsoft.com/office/word/2010/wordprocessingCanvas" xmlns:mc="http://schemas.openxmlformats.org/markup-compatibility/2006" xmlns:o="urn:schemas-microsoft-com:office:office" xmlns:r="http://schemas.openxmlformats.org/officeDocument/2006/relationships" xmlns:m="http://schemas.openxmlformats.org/officeDocument/2006/math" xmlns:v="urn:schemas-microsoft-com:vml" xmlns:wp14="http://schemas.microsoft.com/office/word/2010/wordprocessingDrawing" xmlns:wp="http://schemas.openxmlformats.org/drawingml/2006/wordprocessingDrawing" xmlns:w10="urn:schemas-microsoft-com:office:word" xmlns:w="http://schemas.openxmlformats.org/wordprocessingml/2006/main" xmlns:w14="http://schemas.microsoft.com/office/word/2010/wordml" xmlns:wpg="http://schemas.microsoft.com/office/word/2010/wordprocessingGroup" xmlns:wpi="http://schemas.microsoft.com/office/word/2010/wordprocessingInk" xmlns:wne="http://schemas.microsoft.com/office/word/2006/wordml" xmlns:wps="http://schemas.microsoft.com/office/word/2010/wordprocessingShape" mc:Ignorable="w14 wp14">
+  <w:sdt>
+    <w:sdtPr>
+      <w:id w:val="-177814507"/>
+      <w:docPartObj>
+        <w:docPartGallery w:val="Page Numbers (Bottom of Page)"/>
+        <w:docPartUnique/>
+      </w:docPartObj>
+    </w:sdtPr>
+    <w:sdtEndPr>
+      <w:rPr>
+        <w:noProof/>
+      </w:rPr>
+    </w:sdtEndPr>
+    <w:sdtContent>
+      <w:p>
+        <w:pPr>
+          <w:pStyle w:val="Footer"/>
+          <w:jc w:val="right"/>
+        </w:pPr>
+        <w:r>
+          <w:fldChar w:fldCharType="begin"/>
+        </w:r>
+        <w:r>
+          <w:instrText xml:space="preserve"> PAGE   \* MERGEFORMAT </w:instrText>
+        </w:r>
+        <w:r>
+          <w:fldChar w:fldCharType="separate"/>
+        </w:r>
+        <w:r>
+          <w:rPr>
+            <w:noProof/>
+          </w:rPr>
+          <w:t>1</w:t>
+        </w:r>
+        <w:r>
+          <w:rPr>
+            <w:noProof/>
+          </w:rPr>
+          <w:fldChar w:fldCharType="end"/>
+        </w:r>
+      </w:p>
+    </w:sdtContent>
+  </w:sdt>
+  <w:p>
+    <w:pPr>
+      <w:pStyle w:val="Footer"/>
+    </w:pPr>
+  </w:p>
+</w:ftr>
 </file>
 
 <file path=word/footnotes.xml><?xml version="1.0" encoding="utf-8"?>

--- a/Documents/Meeting Minutes with Hobbs Client/12-08-2013 Hobbs Client Meeting - 1.docx
+++ b/Documents/Meeting Minutes with Hobbs Client/12-08-2013 Hobbs Client Meeting - 1.docx
@@ -28,8 +28,6 @@
                 <w:color w:val="auto"/>
               </w:rPr>
             </w:pPr>
-            <w:bookmarkStart w:id="0" w:name="_GoBack"/>
-            <w:bookmarkEnd w:id="0"/>
             <w:r>
               <w:rPr>
                 <w:noProof/>
@@ -222,7 +220,6 @@
               </w:rPr>
               <w:t xml:space="preserve">: </w:t>
             </w:r>
-            <w:proofErr w:type="spellStart"/>
             <w:r>
               <w:rPr>
                 <w:rFonts w:asciiTheme="minorHAnsi" w:hAnsiTheme="minorHAnsi"/>
@@ -230,9 +227,8 @@
                 <w:color w:val="auto"/>
                 <w:sz w:val="24"/>
               </w:rPr>
-              <w:t>Tika</w:t>
-            </w:r>
-            <w:proofErr w:type="spellEnd"/>
+              <w:t>Tika Lal Bomjan and</w:t>
+            </w:r>
             <w:r>
               <w:rPr>
                 <w:rFonts w:asciiTheme="minorHAnsi" w:hAnsiTheme="minorHAnsi"/>
@@ -240,76 +236,7 @@
                 <w:color w:val="auto"/>
                 <w:sz w:val="24"/>
               </w:rPr>
-              <w:t xml:space="preserve"> </w:t>
-            </w:r>
-            <w:proofErr w:type="spellStart"/>
-            <w:r>
-              <w:rPr>
-                <w:rFonts w:asciiTheme="minorHAnsi" w:hAnsiTheme="minorHAnsi"/>
-                <w:b w:val="0"/>
-                <w:color w:val="auto"/>
-                <w:sz w:val="24"/>
-              </w:rPr>
-              <w:t>Lal</w:t>
-            </w:r>
-            <w:proofErr w:type="spellEnd"/>
-            <w:r>
-              <w:rPr>
-                <w:rFonts w:asciiTheme="minorHAnsi" w:hAnsiTheme="minorHAnsi"/>
-                <w:b w:val="0"/>
-                <w:color w:val="auto"/>
-                <w:sz w:val="24"/>
-              </w:rPr>
-              <w:t xml:space="preserve"> </w:t>
-            </w:r>
-            <w:proofErr w:type="spellStart"/>
-            <w:r>
-              <w:rPr>
-                <w:rFonts w:asciiTheme="minorHAnsi" w:hAnsiTheme="minorHAnsi"/>
-                <w:b w:val="0"/>
-                <w:color w:val="auto"/>
-                <w:sz w:val="24"/>
-              </w:rPr>
-              <w:t>Bomjan</w:t>
-            </w:r>
-            <w:proofErr w:type="spellEnd"/>
-            <w:r>
-              <w:rPr>
-                <w:rFonts w:asciiTheme="minorHAnsi" w:hAnsiTheme="minorHAnsi"/>
-                <w:b w:val="0"/>
-                <w:color w:val="auto"/>
-                <w:sz w:val="24"/>
-              </w:rPr>
-              <w:t xml:space="preserve"> and</w:t>
-            </w:r>
-            <w:r>
-              <w:rPr>
-                <w:rFonts w:asciiTheme="minorHAnsi" w:hAnsiTheme="minorHAnsi"/>
-                <w:b w:val="0"/>
-                <w:color w:val="auto"/>
-                <w:sz w:val="24"/>
-              </w:rPr>
-              <w:t xml:space="preserve"> </w:t>
-            </w:r>
-            <w:proofErr w:type="spellStart"/>
-            <w:r>
-              <w:rPr>
-                <w:rFonts w:asciiTheme="minorHAnsi" w:hAnsiTheme="minorHAnsi"/>
-                <w:b w:val="0"/>
-                <w:color w:val="auto"/>
-                <w:sz w:val="24"/>
-              </w:rPr>
-              <w:t>Gurvinder</w:t>
-            </w:r>
-            <w:proofErr w:type="spellEnd"/>
-            <w:r>
-              <w:rPr>
-                <w:rFonts w:asciiTheme="minorHAnsi" w:hAnsiTheme="minorHAnsi"/>
-                <w:b w:val="0"/>
-                <w:color w:val="auto"/>
-                <w:sz w:val="24"/>
-              </w:rPr>
-              <w:t xml:space="preserve"> Kaur</w:t>
+              <w:t xml:space="preserve"> Gurvinder Kaur</w:t>
             </w:r>
             <w:r>
               <w:rPr>
@@ -901,19 +828,11 @@
           <w:b/>
         </w:rPr>
       </w:pPr>
-      <w:proofErr w:type="spellStart"/>
       <w:r>
         <w:rPr>
           <w:b/>
         </w:rPr>
-        <w:t>Gurvinder</w:t>
-      </w:r>
-      <w:proofErr w:type="spellEnd"/>
-      <w:r>
-        <w:rPr>
-          <w:b/>
-        </w:rPr>
-        <w:t xml:space="preserve"> Kaur</w:t>
+        <w:t>Gurvinder Kaur</w:t>
       </w:r>
       <w:r>
         <w:rPr>
@@ -951,42 +870,12 @@
         </w:rPr>
         <w:tab/>
       </w:r>
-      <w:proofErr w:type="spellStart"/>
       <w:r>
         <w:rPr>
           <w:b/>
         </w:rPr>
-        <w:t>Tika</w:t>
-      </w:r>
-      <w:proofErr w:type="spellEnd"/>
-      <w:r>
-        <w:rPr>
-          <w:b/>
-        </w:rPr>
-        <w:t xml:space="preserve"> </w:t>
-      </w:r>
-      <w:proofErr w:type="spellStart"/>
-      <w:r>
-        <w:rPr>
-          <w:b/>
-        </w:rPr>
-        <w:t>Lal</w:t>
-      </w:r>
-      <w:proofErr w:type="spellEnd"/>
-      <w:r>
-        <w:rPr>
-          <w:b/>
-        </w:rPr>
-        <w:t xml:space="preserve"> </w:t>
-      </w:r>
-      <w:proofErr w:type="spellStart"/>
-      <w:r>
-        <w:rPr>
-          <w:b/>
-        </w:rPr>
-        <w:t>Bomjan</w:t>
-      </w:r>
-      <w:proofErr w:type="spellEnd"/>
+        <w:t>Tika Lal Bomjan</w:t>
+      </w:r>
     </w:p>
     <w:p>
       <w:pPr>
@@ -1076,8 +965,12 @@
     </w:p>
     <w:p/>
     <w:sectPr>
-      <w:headerReference w:type="default" r:id="rId9"/>
-      <w:footerReference w:type="default" r:id="rId10"/>
+      <w:headerReference w:type="even" r:id="rId9"/>
+      <w:headerReference w:type="default" r:id="rId10"/>
+      <w:footerReference w:type="even" r:id="rId11"/>
+      <w:footerReference w:type="default" r:id="rId12"/>
+      <w:headerReference w:type="first" r:id="rId13"/>
+      <w:footerReference w:type="first" r:id="rId14"/>
       <w:pgSz w:w="11906" w:h="16838"/>
       <w:pgMar w:top="1440" w:right="1440" w:bottom="1440" w:left="1440" w:header="708" w:footer="708" w:gutter="0"/>
       <w:pgBorders w:offsetFrom="page">
@@ -1120,6 +1013,16 @@
 
 <file path=word/footer1.xml><?xml version="1.0" encoding="utf-8"?>
 <w:ftr xmlns:wpc="http://schemas.microsoft.com/office/word/2010/wordprocessingCanvas" xmlns:mc="http://schemas.openxmlformats.org/markup-compatibility/2006" xmlns:o="urn:schemas-microsoft-com:office:office" xmlns:r="http://schemas.openxmlformats.org/officeDocument/2006/relationships" xmlns:m="http://schemas.openxmlformats.org/officeDocument/2006/math" xmlns:v="urn:schemas-microsoft-com:vml" xmlns:wp14="http://schemas.microsoft.com/office/word/2010/wordprocessingDrawing" xmlns:wp="http://schemas.openxmlformats.org/drawingml/2006/wordprocessingDrawing" xmlns:w10="urn:schemas-microsoft-com:office:word" xmlns:w="http://schemas.openxmlformats.org/wordprocessingml/2006/main" xmlns:w14="http://schemas.microsoft.com/office/word/2010/wordml" xmlns:wpg="http://schemas.microsoft.com/office/word/2010/wordprocessingGroup" xmlns:wpi="http://schemas.microsoft.com/office/word/2010/wordprocessingInk" xmlns:wne="http://schemas.microsoft.com/office/word/2006/wordml" xmlns:wps="http://schemas.microsoft.com/office/word/2010/wordprocessingShape" mc:Ignorable="w14 wp14">
+  <w:p>
+    <w:pPr>
+      <w:pStyle w:val="Footer"/>
+    </w:pPr>
+  </w:p>
+</w:ftr>
+</file>
+
+<file path=word/footer2.xml><?xml version="1.0" encoding="utf-8"?>
+<w:ftr xmlns:wpc="http://schemas.microsoft.com/office/word/2010/wordprocessingCanvas" xmlns:mc="http://schemas.openxmlformats.org/markup-compatibility/2006" xmlns:o="urn:schemas-microsoft-com:office:office" xmlns:r="http://schemas.openxmlformats.org/officeDocument/2006/relationships" xmlns:m="http://schemas.openxmlformats.org/officeDocument/2006/math" xmlns:v="urn:schemas-microsoft-com:vml" xmlns:wp14="http://schemas.microsoft.com/office/word/2010/wordprocessingDrawing" xmlns:wp="http://schemas.openxmlformats.org/drawingml/2006/wordprocessingDrawing" xmlns:w10="urn:schemas-microsoft-com:office:word" xmlns:w="http://schemas.openxmlformats.org/wordprocessingml/2006/main" xmlns:w14="http://schemas.microsoft.com/office/word/2010/wordml" xmlns:wpg="http://schemas.microsoft.com/office/word/2010/wordprocessingGroup" xmlns:wpi="http://schemas.microsoft.com/office/word/2010/wordprocessingInk" xmlns:wne="http://schemas.microsoft.com/office/word/2006/wordml" xmlns:wps="http://schemas.microsoft.com/office/word/2010/wordprocessingShape" mc:Ignorable="w14 wp14">
   <w:sdt>
     <w:sdtPr>
       <w:id w:val="-177814507"/>
@@ -1137,8 +1040,18 @@
       <w:p>
         <w:pPr>
           <w:pStyle w:val="Footer"/>
-          <w:jc w:val="right"/>
         </w:pPr>
+        <w:r>
+          <w:t>Hobbs Dry Cleaners &amp; Launderette Meeting Minutes #1</w:t>
+        </w:r>
+        <w:r>
+          <w:tab/>
+        </w:r>
+        <w:r>
+          <w:tab/>
+        </w:r>
+        <w:bookmarkStart w:id="0" w:name="_GoBack"/>
+        <w:bookmarkEnd w:id="0"/>
         <w:r>
           <w:fldChar w:fldCharType="begin"/>
         </w:r>
@@ -1171,6 +1084,16 @@
 </w:ftr>
 </file>
 
+<file path=word/footer3.xml><?xml version="1.0" encoding="utf-8"?>
+<w:ftr xmlns:wpc="http://schemas.microsoft.com/office/word/2010/wordprocessingCanvas" xmlns:mc="http://schemas.openxmlformats.org/markup-compatibility/2006" xmlns:o="urn:schemas-microsoft-com:office:office" xmlns:r="http://schemas.openxmlformats.org/officeDocument/2006/relationships" xmlns:m="http://schemas.openxmlformats.org/officeDocument/2006/math" xmlns:v="urn:schemas-microsoft-com:vml" xmlns:wp14="http://schemas.microsoft.com/office/word/2010/wordprocessingDrawing" xmlns:wp="http://schemas.openxmlformats.org/drawingml/2006/wordprocessingDrawing" xmlns:w10="urn:schemas-microsoft-com:office:word" xmlns:w="http://schemas.openxmlformats.org/wordprocessingml/2006/main" xmlns:w14="http://schemas.microsoft.com/office/word/2010/wordml" xmlns:wpg="http://schemas.microsoft.com/office/word/2010/wordprocessingGroup" xmlns:wpi="http://schemas.microsoft.com/office/word/2010/wordprocessingInk" xmlns:wne="http://schemas.microsoft.com/office/word/2006/wordml" xmlns:wps="http://schemas.microsoft.com/office/word/2010/wordprocessingShape" mc:Ignorable="w14 wp14">
+  <w:p>
+    <w:pPr>
+      <w:pStyle w:val="Footer"/>
+    </w:pPr>
+  </w:p>
+</w:ftr>
+</file>
+
 <file path=word/footnotes.xml><?xml version="1.0" encoding="utf-8"?>
 <w:footnotes xmlns:wpc="http://schemas.microsoft.com/office/word/2010/wordprocessingCanvas" xmlns:mc="http://schemas.openxmlformats.org/markup-compatibility/2006" xmlns:o="urn:schemas-microsoft-com:office:office" xmlns:r="http://schemas.openxmlformats.org/officeDocument/2006/relationships" xmlns:m="http://schemas.openxmlformats.org/officeDocument/2006/math" xmlns:v="urn:schemas-microsoft-com:vml" xmlns:wp14="http://schemas.microsoft.com/office/word/2010/wordprocessingDrawing" xmlns:wp="http://schemas.openxmlformats.org/drawingml/2006/wordprocessingDrawing" xmlns:w10="urn:schemas-microsoft-com:office:word" xmlns:w="http://schemas.openxmlformats.org/wordprocessingml/2006/main" xmlns:w14="http://schemas.microsoft.com/office/word/2010/wordml" xmlns:wpg="http://schemas.microsoft.com/office/word/2010/wordprocessingGroup" xmlns:wpi="http://schemas.microsoft.com/office/word/2010/wordprocessingInk" xmlns:wne="http://schemas.microsoft.com/office/word/2006/wordml" xmlns:wps="http://schemas.microsoft.com/office/word/2010/wordprocessingShape" mc:Ignorable="w14 wp14">
   <w:footnote w:type="separator" w:id="-1">
@@ -1197,6 +1120,16 @@
 </file>
 
 <file path=word/header1.xml><?xml version="1.0" encoding="utf-8"?>
+<w:hdr xmlns:wpc="http://schemas.microsoft.com/office/word/2010/wordprocessingCanvas" xmlns:mc="http://schemas.openxmlformats.org/markup-compatibility/2006" xmlns:o="urn:schemas-microsoft-com:office:office" xmlns:r="http://schemas.openxmlformats.org/officeDocument/2006/relationships" xmlns:m="http://schemas.openxmlformats.org/officeDocument/2006/math" xmlns:v="urn:schemas-microsoft-com:vml" xmlns:wp14="http://schemas.microsoft.com/office/word/2010/wordprocessingDrawing" xmlns:wp="http://schemas.openxmlformats.org/drawingml/2006/wordprocessingDrawing" xmlns:w10="urn:schemas-microsoft-com:office:word" xmlns:w="http://schemas.openxmlformats.org/wordprocessingml/2006/main" xmlns:w14="http://schemas.microsoft.com/office/word/2010/wordml" xmlns:wpg="http://schemas.microsoft.com/office/word/2010/wordprocessingGroup" xmlns:wpi="http://schemas.microsoft.com/office/word/2010/wordprocessingInk" xmlns:wne="http://schemas.microsoft.com/office/word/2006/wordml" xmlns:wps="http://schemas.microsoft.com/office/word/2010/wordprocessingShape" mc:Ignorable="w14 wp14">
+  <w:p>
+    <w:pPr>
+      <w:pStyle w:val="Header"/>
+    </w:pPr>
+  </w:p>
+</w:hdr>
+</file>
+
+<file path=word/header2.xml><?xml version="1.0" encoding="utf-8"?>
 <w:hdr xmlns:wpc="http://schemas.microsoft.com/office/word/2010/wordprocessingCanvas" xmlns:mc="http://schemas.openxmlformats.org/markup-compatibility/2006" xmlns:o="urn:schemas-microsoft-com:office:office" xmlns:r="http://schemas.openxmlformats.org/officeDocument/2006/relationships" xmlns:m="http://schemas.openxmlformats.org/officeDocument/2006/math" xmlns:v="urn:schemas-microsoft-com:vml" xmlns:wp14="http://schemas.microsoft.com/office/word/2010/wordprocessingDrawing" xmlns:wp="http://schemas.openxmlformats.org/drawingml/2006/wordprocessingDrawing" xmlns:w10="urn:schemas-microsoft-com:office:word" xmlns:w="http://schemas.openxmlformats.org/wordprocessingml/2006/main" xmlns:w14="http://schemas.microsoft.com/office/word/2010/wordml" xmlns:wpg="http://schemas.microsoft.com/office/word/2010/wordprocessingGroup" xmlns:wpi="http://schemas.microsoft.com/office/word/2010/wordprocessingInk" xmlns:wne="http://schemas.microsoft.com/office/word/2006/wordml" xmlns:wps="http://schemas.microsoft.com/office/word/2010/wordprocessingShape" mc:Ignorable="w14 wp14">
   <w:tbl>
     <w:tblPr>
@@ -1302,6 +1235,16 @@
       </w:tc>
     </w:tr>
   </w:tbl>
+  <w:p>
+    <w:pPr>
+      <w:pStyle w:val="Header"/>
+    </w:pPr>
+  </w:p>
+</w:hdr>
+</file>
+
+<file path=word/header3.xml><?xml version="1.0" encoding="utf-8"?>
+<w:hdr xmlns:wpc="http://schemas.microsoft.com/office/word/2010/wordprocessingCanvas" xmlns:mc="http://schemas.openxmlformats.org/markup-compatibility/2006" xmlns:o="urn:schemas-microsoft-com:office:office" xmlns:r="http://schemas.openxmlformats.org/officeDocument/2006/relationships" xmlns:m="http://schemas.openxmlformats.org/officeDocument/2006/math" xmlns:v="urn:schemas-microsoft-com:vml" xmlns:wp14="http://schemas.microsoft.com/office/word/2010/wordprocessingDrawing" xmlns:wp="http://schemas.openxmlformats.org/drawingml/2006/wordprocessingDrawing" xmlns:w10="urn:schemas-microsoft-com:office:word" xmlns:w="http://schemas.openxmlformats.org/wordprocessingml/2006/main" xmlns:w14="http://schemas.microsoft.com/office/word/2010/wordml" xmlns:wpg="http://schemas.microsoft.com/office/word/2010/wordprocessingGroup" xmlns:wpi="http://schemas.microsoft.com/office/word/2010/wordprocessingInk" xmlns:wne="http://schemas.microsoft.com/office/word/2006/wordml" xmlns:wps="http://schemas.microsoft.com/office/word/2010/wordprocessingShape" mc:Ignorable="w14 wp14">
   <w:p>
     <w:pPr>
       <w:pStyle w:val="Header"/>
